--- a/downloads/u6/u6-notes.docx
+++ b/downloads/u6/u6-notes.docx
@@ -856,11 +856,11 @@
         <w:tblLook w:firstRow="1" w:lastRow="0" w:firstColumn="0" w:lastColumn="0" w:noHBand="0" w:noVBand="0" w:val="0020"/>
       </w:tblPr>
       <w:tblGrid>
-        <w:gridCol w:w="754"/>
-        <w:gridCol w:w="1005"/>
-        <w:gridCol w:w="2262"/>
-        <w:gridCol w:w="2262"/>
-        <w:gridCol w:w="1634"/>
+        <w:gridCol w:w="1819"/>
+        <w:gridCol w:w="1177"/>
+        <w:gridCol w:w="2996"/>
+        <w:gridCol w:w="1070"/>
+        <w:gridCol w:w="856"/>
       </w:tblGrid>
       <w:tr>
         <w:trPr>
@@ -907,7 +907,7 @@
           <w:p>
             <w:pPr>
               <w:pStyle w:val="Compact"/>
-              <w:jc w:val="left"/>
+              <w:jc w:val="center"/>
             </w:pPr>
             <w:r>
               <w:t xml:space="preserve">Where it appears</w:t>
@@ -965,7 +965,7 @@
           <w:p>
             <w:pPr>
               <w:pStyle w:val="Compact"/>
-              <w:jc w:val="left"/>
+              <w:jc w:val="center"/>
             </w:pPr>
             <w:r>
               <w:t xml:space="preserve">3.1</w:t>
@@ -1023,7 +1023,7 @@
           <w:p>
             <w:pPr>
               <w:pStyle w:val="Compact"/>
-              <w:jc w:val="left"/>
+              <w:jc w:val="center"/>
             </w:pPr>
             <w:r>
               <w:t xml:space="preserve">3.2</w:t>
@@ -1081,7 +1081,7 @@
           <w:p>
             <w:pPr>
               <w:pStyle w:val="Compact"/>
-              <w:jc w:val="left"/>
+              <w:jc w:val="center"/>
             </w:pPr>
             <w:r>
               <w:t xml:space="preserve">3.2</w:t>
@@ -1139,7 +1139,7 @@
           <w:p>
             <w:pPr>
               <w:pStyle w:val="Compact"/>
-              <w:jc w:val="left"/>
+              <w:jc w:val="center"/>
             </w:pPr>
             <w:r>
               <w:t xml:space="preserve">3.2</w:t>
@@ -1197,7 +1197,7 @@
           <w:p>
             <w:pPr>
               <w:pStyle w:val="Compact"/>
-              <w:jc w:val="left"/>
+              <w:jc w:val="center"/>
             </w:pPr>
             <w:r>
               <w:t xml:space="preserve">3.2</w:t>
@@ -1332,7 +1332,7 @@
           <w:p>
             <w:pPr>
               <w:pStyle w:val="Compact"/>
-              <w:jc w:val="left"/>
+              <w:jc w:val="center"/>
             </w:pPr>
             <w:r>
               <w:t xml:space="preserve">3.2</w:t>
@@ -1396,7 +1396,7 @@
           <w:p>
             <w:pPr>
               <w:pStyle w:val="Compact"/>
-              <w:jc w:val="left"/>
+              <w:jc w:val="center"/>
             </w:pPr>
             <w:r>
               <w:t xml:space="preserve">2</w:t>
@@ -1454,7 +1454,7 @@
           <w:p>
             <w:pPr>
               <w:pStyle w:val="Compact"/>
-              <w:jc w:val="left"/>
+              <w:jc w:val="center"/>
             </w:pPr>
             <w:r>
               <w:t xml:space="preserve">3.3</w:t>
@@ -1512,7 +1512,7 @@
           <w:p>
             <w:pPr>
               <w:pStyle w:val="Compact"/>
-              <w:jc w:val="left"/>
+              <w:jc w:val="center"/>
             </w:pPr>
             <w:r>
               <w:t xml:space="preserve">3.3</w:t>
@@ -1570,7 +1570,7 @@
           <w:p>
             <w:pPr>
               <w:pStyle w:val="Compact"/>
-              <w:jc w:val="left"/>
+              <w:jc w:val="center"/>
             </w:pPr>
             <w:r>
               <w:t xml:space="preserve">3.1</w:t>
@@ -1628,7 +1628,7 @@
           <w:p>
             <w:pPr>
               <w:pStyle w:val="Compact"/>
-              <w:jc w:val="left"/>
+              <w:jc w:val="center"/>
             </w:pPr>
             <w:r>
               <w:t xml:space="preserve">3.1</w:t>
@@ -1686,7 +1686,7 @@
           <w:p>
             <w:pPr>
               <w:pStyle w:val="Compact"/>
-              <w:jc w:val="left"/>
+              <w:jc w:val="center"/>
             </w:pPr>
             <w:r>
               <w:t xml:space="preserve">3.3</w:t>
@@ -1744,7 +1744,7 @@
           <w:p>
             <w:pPr>
               <w:pStyle w:val="Compact"/>
-              <w:jc w:val="left"/>
+              <w:jc w:val="center"/>
             </w:pPr>
             <w:r>
               <w:t xml:space="preserve">3.4</w:t>
@@ -1802,7 +1802,7 @@
           <w:p>
             <w:pPr>
               <w:pStyle w:val="Compact"/>
-              <w:jc w:val="left"/>
+              <w:jc w:val="center"/>
             </w:pPr>
             <w:r>
               <w:t xml:space="preserve">3.4</w:t>
@@ -4625,7 +4625,7 @@
         </m:sSub>
       </m:oMath>
       <w:r>
-        <w:t xml:space="preserve">, shrank the saved checkpoint from 350GB to 35MB (about 10{,}000 times). The saved file matters in practice: one frozen base model can serve many tasks, each with its own tiny adapter.</w:t>
+        <w:t xml:space="preserve">, shrank the saved checkpoint from 350GB to 35MB (about 10,000 times). The saved file matters in practice: one frozen base model can serve many tasks, each with its own tiny adapter.</w:t>
       </w:r>
     </w:p>
     <w:p>
@@ -7970,7 +7970,7 @@
         <w:t xml:space="preserve"> </w:t>
       </w:r>
       <w:r>
-        <w:t xml:space="preserve">for the 16{,}384 Gaussian weights used here,</w:t>
+        <w:t xml:space="preserve">for the 16,384 Gaussian weights used here,</w:t>
       </w:r>
       <w:r>
         <w:t xml:space="preserve"> </w:t>
@@ -8743,7 +8743,7 @@
           <wp:inline>
             <wp:extent cx="5067300" cy="1972765"/>
             <wp:effectExtent b="0" l="0" r="0" t="0"/>
-            <wp:docPr descr="Left: SQNR (dB, higher is better) against bits per weight for 16{,}384 Gaussian weights, with one scale for all weights, blocks of 256 and blocks of 64, and the line of 6 dB per bit. Middle: 4-bit SQNR against block size, with and without a single outlier of 40\sigma. Right: the 15 uniform levels and the 16 quantile levels over the weight histogram." title="" id="30" name="Picture"/>
+            <wp:docPr descr="Left: SQNR (dB, higher is better) against bits per weight for 16,384 Gaussian weights, with one scale for all weights, blocks of 256 and blocks of 64, and the line of 6 dB per bit. Middle: 4-bit SQNR against block size, with and without a single outlier of 40\sigma. Right: the 15 uniform levels and the 16 quantile levels over the weight histogram." title="" id="30" name="Picture"/>
             <a:graphic>
               <a:graphicData uri="http://schemas.openxmlformats.org/drawingml/2006/picture">
                 <pic:pic>
@@ -8786,7 +8786,7 @@
         <w:pStyle w:val="ImageCaption"/>
       </w:pPr>
       <w:r>
-        <w:t xml:space="preserve">Left: SQNR (dB, higher is better) against bits per weight for 16{,}384 Gaussian weights, with one scale for all weights, blocks of 256 and blocks of 64, and the line of 6 dB per bit. Middle: 4-bit SQNR against block size, with and without a single outlier of</w:t>
+        <w:t xml:space="preserve">Left: SQNR (dB, higher is better) against bits per weight for 16,384 Gaussian weights, with one scale for all weights, blocks of 256 and blocks of 64, and the line of 6 dB per bit. Middle: 4-bit SQNR against block size, with and without a single outlier of</w:t>
       </w:r>
       <w:r>
         <w:t xml:space="preserve"> </w:t>
